--- a/templates/dist/occupancy-undertaking-str-arch.docx
+++ b/templates/dist/occupancy-undertaking-str-arch.docx
@@ -1674,22 +1674,16 @@
   <w:p>
     <w:pPr>
       <w:pStyle w:val="Footer"/>
-      <w:tabs>
-        <w:tab w:val="clear" w:pos="4320"/>
-        <w:tab w:val="clear" w:pos="8640"/>
-        <w:tab w:val="left" w:pos="6090"/>
-      </w:tabs>
+      <w:jc w:val="right"/>
     </w:pPr>
     <w:r>
       <w:t>AACM-CP-CF-83</w:t>
-    </w:r>
-    <w:r>
-      <w:tab/>
     </w:r>
   </w:p>
   <w:p>
     <w:pPr>
       <w:pStyle w:val="Footer"/>
+      <w:jc w:val="right"/>
     </w:pPr>
     <w:r>
       <w:t>V2.0 07 Oct 2022</w:t>
